--- a/pc_package/PCP-007_cex.docx
+++ b/pc_package/PCP-007_cex.docx
@@ -2107,7 +2107,7 @@
         </w:r>
       </w:hyperlink>
       <w:r>
-        <w:t xml:space="preserve">). Version 1.0 of this plan read</w:t>
+        <w:t xml:space="preserve">). A run with a Cook’s distance above 4/n is examined by deleting it and repeating the judgement. The model fails this test only where a run’s Cook’s distance exceeds the median of the F distribution with p and n − p degrees of freedom, where p is the number of model parameters and n the number of runs. Version 1.0 of this plan read</w:t>
       </w:r>
       <w:r>
         <w:t xml:space="preserve"> </w:t>
@@ -6326,7 +6326,7 @@
         </w:numPr>
       </w:pPr>
       <w:r>
-        <w:t xml:space="preserve">The residuals show no pattern against the predicted values or the run order, and no single run dominates the fit. The absolute residuals are regressed on the predicted values, and the residuals on the run order, and neither slope may be significant at α = 0.05. No run may have a Cook’s distance above 4/n, where n is the number of runs in the fit.</w:t>
+        <w:t xml:space="preserve">The residuals show no pattern against the predicted values or the run order, and no single run dominates the fit. The absolute residuals are regressed on the predicted values, and the residuals on the run order, and neither slope may be significant at α = 0.05. A run with a Cook’s distance above 4/n is examined by deleting it and repeating the judgement. The model fails this test only where a run’s Cook’s distance exceeds the median of the F distribution with p and n − p degrees of freedom, where p is the number of model parameters and n the number of runs.</w:t>
       </w:r>
     </w:p>
     <w:p>

--- a/pc_package/PCP-007_cex.docx
+++ b/pc_package/PCP-007_cex.docx
@@ -1673,6 +1673,32 @@
           </w:p>
         </w:tc>
       </w:tr>
+      <w:tr>
+        <w:tc>
+          <w:tcPr/>
+          <w:p>
+            <w:pPr>
+              <w:pStyle w:val="Compact"/>
+              <w:jc w:val="left"/>
+            </w:pPr>
+            <w:r>
+              <w:t xml:space="preserve">UF/DF</w:t>
+            </w:r>
+          </w:p>
+        </w:tc>
+        <w:tc>
+          <w:tcPr/>
+          <w:p>
+            <w:pPr>
+              <w:pStyle w:val="Compact"/>
+              <w:jc w:val="left"/>
+            </w:pPr>
+            <w:r>
+              <w:t xml:space="preserve">ultrafiltration and diafiltration</w:t>
+            </w:r>
+          </w:p>
+        </w:tc>
+      </w:tr>
     </w:tbl>
     <w:p>
       <w:r>
@@ -1831,7 +1857,7 @@
         </w:r>
       </w:hyperlink>
       <w:r>
-        <w:t xml:space="preserve">). A platform worst case is the lowest clearance factor, the level entering a step divided by the level leaving it, or the largest increase that the step showed for X-Mab, Y-Mab and Z-Mab. The host cell protein criterion uses a verified A-Mab value in place of a platform worst case, the bound of 4.27 for the clearance factor of anion exchange.</w:t>
+        <w:t xml:space="preserve">). A platform worst case is the lowest clearance factor, the level entering a step divided by the level leaving it, or the largest increase that the step showed for X-Mab, Y-Mab and Z-Mab. The host cell protein criterion uses a verified A-Mab value in place of a platform worst case, the bound of 4.18 for the clearance factor of anion exchange. The aggregate criterion carries the increase across UF/DF that PCMP-001 §7.3 sets, which the a priori derivation took as none.</w:t>
       </w:r>
       <w:r>
         <w:t xml:space="preserve"> </w:t>
@@ -2676,81 +2702,19 @@
                     <w:jc w:val="center"/>
                   </w:pPr>
                   <w:r>
-                    <w:t xml:space="preserve">≤ 5.00</w:t>
-                  </w:r>
-                </w:p>
-              </w:tc>
-              <w:tc>
-                <w:tcPr/>
-                <w:p>
-                  <w:pPr>
-                    <w:pStyle w:val="Compact"/>
-                    <w:jc w:val="center"/>
-                  </w:pPr>
-                  <w:r>
-                    <w:t xml:space="preserve">Drug substance</w:t>
-                  </w:r>
-                </w:p>
-              </w:tc>
-            </w:tr>
-            <w:tr>
-              <w:tc>
-                <w:tcPr/>
-                <w:p>
-                  <w:pPr>
-                    <w:pStyle w:val="Compact"/>
-                    <w:jc w:val="center"/>
-                  </w:pPr>
-                  <w:r>
-                    <w:t xml:space="preserve">Host cell protein (ng/mg)</w:t>
-                  </w:r>
-                </w:p>
-              </w:tc>
-              <w:tc>
-                <w:tcPr/>
-                <w:p>
-                  <w:pPr>
-                    <w:pStyle w:val="Compact"/>
-                    <w:jc w:val="center"/>
-                  </w:pPr>
-                  <w:r>
-                    <w:t xml:space="preserve">≤ 193</w:t>
-                  </w:r>
-                </w:p>
-              </w:tc>
-              <w:tc>
-                <w:tcPr/>
-                <w:p>
-                  <w:pPr>
-                    <w:pStyle w:val="Compact"/>
-                    <w:jc w:val="center"/>
-                  </w:pPr>
-                  <w:r>
-                    <w:t xml:space="preserve">R1, margin 3.2</w:t>
-                  </w:r>
-                </w:p>
-              </w:tc>
-              <w:tc>
-                <w:tcPr/>
-                <w:p>
-                  <w:pPr>
-                    <w:pStyle w:val="Compact"/>
-                    <w:jc w:val="center"/>
-                  </w:pPr>
-                  <w:r>
-                    <w:t xml:space="preserve">≤ 427</w:t>
-                  </w:r>
-                </w:p>
-              </w:tc>
-              <w:tc>
-                <w:tcPr/>
-                <w:p>
-                  <w:pPr>
-                    <w:pStyle w:val="Compact"/>
-                    <w:jc w:val="center"/>
-                  </w:pPr>
-                  <w:r>
-                    <w:t xml:space="preserve">Carried back, widened</w:t>
+                    <w:t xml:space="preserve">≤ 4.90</w:t>
+                  </w:r>
+                </w:p>
+              </w:tc>
+              <w:tc>
+                <w:tcPr/>
+                <w:p>
+                  <w:pPr>
+                    <w:pStyle w:val="Compact"/>
+                    <w:jc w:val="center"/>
+                  </w:pPr>
+                  <w:r>
+                    <w:t xml:space="preserve">Carried back, tightened</w:t>
                   </w:r>
                   <w:r>
                     <w:rPr>
@@ -2762,7 +2726,7 @@
                     <w:t xml:space="preserve"> </w:t>
                   </w:r>
                   <w:r>
-                    <w:t xml:space="preserve">from ≤ 400</w:t>
+                    <w:t xml:space="preserve">from ≤ 5.00</w:t>
                   </w:r>
                 </w:p>
               </w:tc>
@@ -2776,19 +2740,55 @@
                     <w:jc w:val="center"/>
                   </w:pPr>
                   <w:r>
-                    <w:t xml:space="preserve">Fragments, LMW (%)</w:t>
-                  </w:r>
-                </w:p>
-              </w:tc>
-              <w:tc>
-                <w:tcPr/>
-                <w:p>
-                  <w:pPr>
-                    <w:pStyle w:val="Compact"/>
-                    <w:jc w:val="center"/>
-                  </w:pPr>
-                  <w:r>
-                    <w:t xml:space="preserve">not assessed</w:t>
+                    <w:t xml:space="preserve">Host cell protein (ng/mg)</w:t>
+                  </w:r>
+                </w:p>
+              </w:tc>
+              <w:tc>
+                <w:tcPr/>
+                <w:p>
+                  <w:pPr>
+                    <w:pStyle w:val="Compact"/>
+                    <w:jc w:val="center"/>
+                  </w:pPr>
+                  <w:r>
+                    <w:t xml:space="preserve">≤ 193</w:t>
+                  </w:r>
+                </w:p>
+              </w:tc>
+              <w:tc>
+                <w:tcPr/>
+                <w:p>
+                  <w:pPr>
+                    <w:pStyle w:val="Compact"/>
+                    <w:jc w:val="center"/>
+                  </w:pPr>
+                  <w:r>
+                    <w:t xml:space="preserve">R1, margin 3.2</w:t>
+                  </w:r>
+                </w:p>
+              </w:tc>
+              <w:tc>
+                <w:tcPr/>
+                <w:p>
+                  <w:pPr>
+                    <w:pStyle w:val="Compact"/>
+                    <w:jc w:val="center"/>
+                  </w:pPr>
+                  <w:r>
+                    <w:t xml:space="preserve">≤ 418</w:t>
+                  </w:r>
+                </w:p>
+              </w:tc>
+              <w:tc>
+                <w:tcPr/>
+                <w:p>
+                  <w:pPr>
+                    <w:pStyle w:val="Compact"/>
+                    <w:jc w:val="center"/>
+                  </w:pPr>
+                  <w:r>
+                    <w:t xml:space="preserve">Carried back, widened</w:t>
                   </w:r>
                   <w:r>
                     <w:rPr>
@@ -2796,6 +2796,44 @@
                     </w:rPr>
                     <w:t xml:space="preserve">c)</w:t>
                   </w:r>
+                  <w:r>
+                    <w:t xml:space="preserve"> </w:t>
+                  </w:r>
+                  <w:r>
+                    <w:t xml:space="preserve">from ≤ 400</w:t>
+                  </w:r>
+                </w:p>
+              </w:tc>
+            </w:tr>
+            <w:tr>
+              <w:tc>
+                <w:tcPr/>
+                <w:p>
+                  <w:pPr>
+                    <w:pStyle w:val="Compact"/>
+                    <w:jc w:val="center"/>
+                  </w:pPr>
+                  <w:r>
+                    <w:t xml:space="preserve">Fragments, LMW (%)</w:t>
+                  </w:r>
+                </w:p>
+              </w:tc>
+              <w:tc>
+                <w:tcPr/>
+                <w:p>
+                  <w:pPr>
+                    <w:pStyle w:val="Compact"/>
+                    <w:jc w:val="center"/>
+                  </w:pPr>
+                  <w:r>
+                    <w:t xml:space="preserve">not assessed</w:t>
+                  </w:r>
+                  <w:r>
+                    <w:rPr>
+                      <w:vertAlign w:val="superscript"/>
+                    </w:rPr>
+                    <w:t xml:space="preserve">d)</w:t>
+                  </w:r>
                 </w:p>
               </w:tc>
               <w:tc>
@@ -2880,7 +2918,7 @@
                     <w:t xml:space="preserve"> </w:t>
                   </w:r>
                   <w:r>
-                    <w:t xml:space="preserve">Widened on verification: a downstream step did better than the platform worst case at the one-sided 95 % prediction bound of a single batch, on a model that meets the first three adequacy criteria of PCMP-001 §7.2.</w:t>
+                    <w:t xml:space="preserve">Tightened on verification: a downstream step did worse within its NOR than the platform worst case.</w:t>
                   </w:r>
                 </w:p>
               </w:tc>
@@ -2900,6 +2938,31 @@
                       <w:vertAlign w:val="superscript"/>
                     </w:rPr>
                     <w:t xml:space="preserve">c)</w:t>
+                  </w:r>
+                  <w:r>
+                    <w:t xml:space="preserve"> </w:t>
+                  </w:r>
+                  <w:r>
+                    <w:t xml:space="preserve">Widened on verification: a downstream step did better than the platform worst case at the one-sided 95 % prediction bound of a single batch, on a model that meets the first three adequacy criteria of PCMP-001 §7.2.</w:t>
+                  </w:r>
+                </w:p>
+              </w:tc>
+            </w:tr>
+            <w:tr>
+              <w:tc>
+                <w:tcPr>
+                  <w:gridSpan w:val="5"/>
+                </w:tcPr>
+                <w:p>
+                  <w:pPr>
+                    <w:pStyle w:val="Compact"/>
+                    <w:jc w:val="center"/>
+                  </w:pPr>
+                  <w:r>
+                    <w:rPr>
+                      <w:vertAlign w:val="superscript"/>
+                    </w:rPr>
+                    <w:t xml:space="preserve">d)</w:t>
                   </w:r>
                   <w:r>
                     <w:t xml:space="preserve"> </w:t>
@@ -6399,7 +6462,7 @@
         <w:pStyle w:val="BodyText"/>
       </w:pPr>
       <w:r>
-        <w:t xml:space="preserve">No step after cation exchange changes aggregate or fragments in this derivation. The cation exchange pool is therefore judged against the drug substance criteria themselves, 5 % for aggregate and 2 % for fragments. For host cell protein the drug substance criterion of 100 ng/mg is carried back through anion exchange. With the platform worst case of anion exchange, a clearance factor of 4, the criterion is 400 ng/mg a priori. The anion exchange report PCR-008 verified that worst case. It found a one-sided 95 % prediction bound of a single batch of 4.27 for the clearance factor at the least favourable combination of the anion exchange NOR, better than the platform value, on a model that meets the first three adequacy criteria of PCMP-001 §7.2 and is not an exact fit. The bound therefore replaced the platform value, and the criterion in force is 427 ng/mg. PCR-008, the report that gave the bound, examines it and argues the change by its risk (PCMP-001 §7.5).</w:t>
+        <w:t xml:space="preserve">No step after cation exchange changes fragments in this derivation. The cation exchange pool is therefore judged against the drug substance criterion for fragments itself, 2 %. The a priori derivation also assumed that no step after cation exchange changes aggregate, which made the aggregate criterion the drug substance criterion of 5 %. PCMP-001 §7.3 sets an increase across UF/DF of up to 0.104 percentage points at the prediction bound of a single batch within the UF/DF NOR. The aggregate criterion in force is the drug substance criterion less that increase, 4.90 %. For host cell protein the drug substance criterion of 100 ng/mg is carried back through anion exchange. With the platform worst case of anion exchange, a clearance factor of 4, the criterion is 400 ng/mg a priori. The anion exchange report PCR-008 verified that worst case. It found a one-sided 95 % prediction bound of a single batch of 4.18 for the clearance factor at the least favourable combination of the anion exchange NOR, better than the platform value, on a model that meets the first three adequacy criteria of PCMP-001 §7.2 and is not an exact fit. The bound therefore replaced the platform value, and the criterion in force is 418 ng/mg. PCR-008, the report that gave the bound, examines it and argues the change by its risk (PCMP-001 §7.5).</w:t>
       </w:r>
     </w:p>
     <w:tbl>
@@ -6623,7 +6686,7 @@
                     <w:jc w:val="center"/>
                   </w:pPr>
                   <w:r>
-                    <w:t xml:space="preserve">4.27</w:t>
+                    <w:t xml:space="preserve">4.18</w:t>
                   </w:r>
                 </w:p>
               </w:tc>
@@ -6647,7 +6710,7 @@
                     <w:jc w:val="center"/>
                   </w:pPr>
                   <w:r>
-                    <w:t xml:space="preserve">≤ 427</w:t>
+                    <w:t xml:space="preserve">≤ 418</w:t>
                   </w:r>
                 </w:p>
               </w:tc>
@@ -6715,31 +6778,31 @@
                     <w:jc w:val="center"/>
                   </w:pPr>
                   <w:r>
-                    <w:t xml:space="preserve">0.00</w:t>
-                  </w:r>
-                </w:p>
-              </w:tc>
-              <w:tc>
-                <w:tcPr/>
-                <w:p>
-                  <w:pPr>
-                    <w:pStyle w:val="Compact"/>
-                    <w:jc w:val="center"/>
-                  </w:pPr>
-                  <w:r>
-                    <w:t xml:space="preserve">≤ 5.00</w:t>
-                  </w:r>
-                </w:p>
-              </w:tc>
-              <w:tc>
-                <w:tcPr/>
-                <w:p>
-                  <w:pPr>
-                    <w:pStyle w:val="Compact"/>
-                    <w:jc w:val="center"/>
-                  </w:pPr>
-                  <w:r>
-                    <w:t xml:space="preserve">DS criterion</w:t>
+                    <w:t xml:space="preserve">0.10</w:t>
+                  </w:r>
+                </w:p>
+              </w:tc>
+              <w:tc>
+                <w:tcPr/>
+                <w:p>
+                  <w:pPr>
+                    <w:pStyle w:val="Compact"/>
+                    <w:jc w:val="center"/>
+                  </w:pPr>
+                  <w:r>
+                    <w:t xml:space="preserve">≤ 4.90</w:t>
+                  </w:r>
+                </w:p>
+              </w:tc>
+              <w:tc>
+                <w:tcPr/>
+                <w:p>
+                  <w:pPr>
+                    <w:pStyle w:val="Compact"/>
+                    <w:jc w:val="center"/>
+                  </w:pPr>
+                  <w:r>
+                    <w:t xml:space="preserve">Carried back, tightened</w:t>
                   </w:r>
                   <w:r>
                     <w:rPr>
@@ -6825,7 +6888,7 @@
                     <w:rPr>
                       <w:vertAlign w:val="superscript"/>
                     </w:rPr>
-                    <w:t xml:space="preserve">b)</w:t>
+                    <w:t xml:space="preserve">c)</w:t>
                   </w:r>
                 </w:p>
               </w:tc>
@@ -6870,6 +6933,31 @@
                       <w:vertAlign w:val="superscript"/>
                     </w:rPr>
                     <w:t xml:space="preserve">b)</w:t>
+                  </w:r>
+                  <w:r>
+                    <w:t xml:space="preserve"> </w:t>
+                  </w:r>
+                  <w:r>
+                    <w:t xml:space="preserve">The response-surface model of a downstream step predicted, within its NOR, a worse value than the platform worst case. The one-sided 95 % prediction bound of a single batch there replaced it.</w:t>
+                  </w:r>
+                </w:p>
+              </w:tc>
+            </w:tr>
+            <w:tr>
+              <w:tc>
+                <w:tcPr>
+                  <w:gridSpan w:val="6"/>
+                </w:tcPr>
+                <w:p>
+                  <w:pPr>
+                    <w:pStyle w:val="Compact"/>
+                    <w:jc w:val="center"/>
+                  </w:pPr>
+                  <w:r>
+                    <w:rPr>
+                      <w:vertAlign w:val="superscript"/>
+                    </w:rPr>
+                    <w:t xml:space="preserve">c)</w:t>
                   </w:r>
                   <w:r>
                     <w:t xml:space="preserve"> </w:t>
